--- a/examples/general/doc/03-orientation-examples_changepoints.docx
+++ b/examples/general/doc/03-orientation-examples_changepoints.docx
@@ -84,15 +84,90 @@
       </w:r>
     </w:p>
     <w:bookmarkEnd w:id="22"/>
-    <w:bookmarkStart w:id="44" w:name="walkthrough"/>
+    <w:bookmarkStart w:id="23" w:name="how-to-read-this-walkthrough"/>
     <w:p>
       <w:pPr>
         <w:pStyle w:val="Heading2"/>
       </w:pPr>
       <w:r>
+        <w:t xml:space="preserve">How to read this walkthrough</w:t>
+      </w:r>
+    </w:p>
+    <w:p>
+      <w:pPr>
+        <w:pStyle w:val="FirstParagraph"/>
+      </w:pPr>
+      <w:r>
+        <w:t xml:space="preserve">The code blocks below follow the same learning rhythm used throughout the collection: prepare the environment, choose the dataset, configure the method, run the analysis, and then inspect the result. Readers who are still learning time-series mining can use that order to understand not only</w:t>
+      </w:r>
+      <w:r>
+        <w:t xml:space="preserve"> </w:t>
+      </w:r>
+      <w:r>
+        <w:rPr>
+          <w:i/>
+          <w:iCs/>
+        </w:rPr>
+        <w:t xml:space="preserve">what</w:t>
+      </w:r>
+      <w:r>
+        <w:t xml:space="preserve"> </w:t>
+      </w:r>
+      <w:r>
+        <w:t xml:space="preserve">each command does, but also</w:t>
+      </w:r>
+      <w:r>
+        <w:t xml:space="preserve"> </w:t>
+      </w:r>
+      <w:r>
+        <w:rPr>
+          <w:i/>
+          <w:iCs/>
+        </w:rPr>
+        <w:t xml:space="preserve">why</w:t>
+      </w:r>
+      <w:r>
+        <w:t xml:space="preserve"> </w:t>
+      </w:r>
+      <w:r>
+        <w:t xml:space="preserve">it appears at that stage of the workflow.</w:t>
+      </w:r>
+    </w:p>
+    <w:p>
+      <w:pPr>
+        <w:pStyle w:val="BodyText"/>
+      </w:pPr>
+      <w:r>
+        <w:t xml:space="preserve">As you go through the notebook, read the inline comments inside each chunk as the operational explanation and use the surrounding prose as the conceptual guide.</w:t>
+      </w:r>
+    </w:p>
+    <w:bookmarkEnd w:id="23"/>
+    <w:bookmarkStart w:id="47" w:name="walkthrough"/>
+    <w:p>
+      <w:pPr>
+        <w:pStyle w:val="Heading2"/>
+      </w:pPr>
+      <w:r>
         <w:t xml:space="preserve">Walkthrough</w:t>
       </w:r>
     </w:p>
+    <w:bookmarkStart w:id="24" w:name="prepare-the-example"/>
+    <w:p>
+      <w:pPr>
+        <w:pStyle w:val="Heading3"/>
+      </w:pPr>
+      <w:r>
+        <w:t xml:space="preserve">Prepare the Example</w:t>
+      </w:r>
+    </w:p>
+    <w:p>
+      <w:pPr>
+        <w:pStyle w:val="FirstParagraph"/>
+      </w:pPr>
+      <w:r>
+        <w:t xml:space="preserve">We begin by organizing the environment, loading the packages, and selecting the dataset used in the notebook. This part is intentionally more direct: the goal is to make the starting point explicit before the method-specific reasoning begins.</w:t>
+      </w:r>
+    </w:p>
     <w:p>
       <w:pPr>
         <w:pStyle w:val="SourceCode"/>
@@ -152,6 +227,24 @@
           <w:rStyle w:val="NormalTok"/>
         </w:rPr>
         <w:t xml:space="preserve">(harbinger) </w:t>
+      </w:r>
+    </w:p>
+    <w:bookmarkEnd w:id="24"/>
+    <w:bookmarkStart w:id="46" w:name="configure-the-method"/>
+    <w:p>
+      <w:pPr>
+        <w:pStyle w:val="Heading3"/>
+      </w:pPr>
+      <w:r>
+        <w:t xml:space="preserve">Configure the Method</w:t>
+      </w:r>
+    </w:p>
+    <w:p>
+      <w:pPr>
+        <w:pStyle w:val="FirstParagraph"/>
+      </w:pPr>
+      <w:r>
+        <w:t xml:space="preserve">The next step is to instantiate the method and, when necessary, fit it to the selected series. This is where the notebook makes its analytical choice explicit: the parameters chosen here determine what kind of pattern the detector or transformer will become sensitive to and how the later outputs should be interpreted.</w:t>
       </w:r>
     </w:p>
     <w:p>
@@ -395,18 +488,18 @@
           <wp:inline>
             <wp:extent cx="4620126" cy="3696101"/>
             <wp:effectExtent b="0" l="0" r="0" t="0"/>
-            <wp:docPr descr="" title="" id="24" name="Picture"/>
+            <wp:docPr descr="" title="" id="26" name="Picture"/>
             <a:graphic>
               <a:graphicData uri="http://schemas.openxmlformats.org/drawingml/2006/picture">
                 <pic:pic>
                   <pic:nvPicPr>
-                    <pic:cNvPr descr="/home/gpca/harbinger/examples/general/doc/examples_changepoints_files/figure-docx/unnamed-chunk-4-1.png" id="25" name="Picture"/>
+                    <pic:cNvPr descr="/home/gpca/harbinger/examples/general/doc/03-orientation-examples_changepoints_files/figure-docx/unnamed-chunk-4-1.png" id="27" name="Picture"/>
                     <pic:cNvPicPr>
                       <a:picLocks noChangeArrowheads="1" noChangeAspect="1"/>
                     </pic:cNvPicPr>
                   </pic:nvPicPr>
                   <pic:blipFill>
-                    <a:blip r:embed="rId23"/>
+                    <a:blip r:embed="rId25"/>
                     <a:stretch>
                       <a:fillRect/>
                     </a:stretch>
@@ -615,18 +708,18 @@
           <wp:inline>
             <wp:extent cx="4620126" cy="3696101"/>
             <wp:effectExtent b="0" l="0" r="0" t="0"/>
-            <wp:docPr descr="" title="" id="27" name="Picture"/>
+            <wp:docPr descr="" title="" id="29" name="Picture"/>
             <a:graphic>
               <a:graphicData uri="http://schemas.openxmlformats.org/drawingml/2006/picture">
                 <pic:pic>
                   <pic:nvPicPr>
-                    <pic:cNvPr descr="/home/gpca/harbinger/examples/general/doc/examples_changepoints_files/figure-docx/unnamed-chunk-5-1.png" id="28" name="Picture"/>
+                    <pic:cNvPr descr="/home/gpca/harbinger/examples/general/doc/03-orientation-examples_changepoints_files/figure-docx/unnamed-chunk-5-1.png" id="30" name="Picture"/>
                     <pic:cNvPicPr>
                       <a:picLocks noChangeArrowheads="1" noChangeAspect="1"/>
                     </pic:cNvPicPr>
                   </pic:nvPicPr>
                   <pic:blipFill>
-                    <a:blip r:embed="rId26"/>
+                    <a:blip r:embed="rId28"/>
                     <a:stretch>
                       <a:fillRect/>
                     </a:stretch>
@@ -835,18 +928,18 @@
           <wp:inline>
             <wp:extent cx="4620126" cy="3696101"/>
             <wp:effectExtent b="0" l="0" r="0" t="0"/>
-            <wp:docPr descr="" title="" id="30" name="Picture"/>
+            <wp:docPr descr="" title="" id="32" name="Picture"/>
             <a:graphic>
               <a:graphicData uri="http://schemas.openxmlformats.org/drawingml/2006/picture">
                 <pic:pic>
                   <pic:nvPicPr>
-                    <pic:cNvPr descr="/home/gpca/harbinger/examples/general/doc/examples_changepoints_files/figure-docx/unnamed-chunk-6-1.png" id="31" name="Picture"/>
+                    <pic:cNvPr descr="/home/gpca/harbinger/examples/general/doc/03-orientation-examples_changepoints_files/figure-docx/unnamed-chunk-6-1.png" id="33" name="Picture"/>
                     <pic:cNvPicPr>
                       <a:picLocks noChangeArrowheads="1" noChangeAspect="1"/>
                     </pic:cNvPicPr>
                   </pic:nvPicPr>
                   <pic:blipFill>
-                    <a:blip r:embed="rId29"/>
+                    <a:blip r:embed="rId31"/>
                     <a:stretch>
                       <a:fillRect/>
                     </a:stretch>
@@ -1066,18 +1159,18 @@
           <wp:inline>
             <wp:extent cx="4620126" cy="3696101"/>
             <wp:effectExtent b="0" l="0" r="0" t="0"/>
-            <wp:docPr descr="" title="" id="33" name="Picture"/>
+            <wp:docPr descr="" title="" id="35" name="Picture"/>
             <a:graphic>
               <a:graphicData uri="http://schemas.openxmlformats.org/drawingml/2006/picture">
                 <pic:pic>
                   <pic:nvPicPr>
-                    <pic:cNvPr descr="/home/gpca/harbinger/examples/general/doc/examples_changepoints_files/figure-docx/unnamed-chunk-7-1.png" id="34" name="Picture"/>
+                    <pic:cNvPr descr="/home/gpca/harbinger/examples/general/doc/03-orientation-examples_changepoints_files/figure-docx/unnamed-chunk-7-1.png" id="36" name="Picture"/>
                     <pic:cNvPicPr>
                       <a:picLocks noChangeArrowheads="1" noChangeAspect="1"/>
                     </pic:cNvPicPr>
                   </pic:nvPicPr>
                   <pic:blipFill>
-                    <a:blip r:embed="rId32"/>
+                    <a:blip r:embed="rId34"/>
                     <a:stretch>
                       <a:fillRect/>
                     </a:stretch>
@@ -1297,18 +1390,18 @@
           <wp:inline>
             <wp:extent cx="4620126" cy="3696101"/>
             <wp:effectExtent b="0" l="0" r="0" t="0"/>
-            <wp:docPr descr="" title="" id="36" name="Picture"/>
+            <wp:docPr descr="" title="" id="38" name="Picture"/>
             <a:graphic>
               <a:graphicData uri="http://schemas.openxmlformats.org/drawingml/2006/picture">
                 <pic:pic>
                   <pic:nvPicPr>
-                    <pic:cNvPr descr="/home/gpca/harbinger/examples/general/doc/examples_changepoints_files/figure-docx/unnamed-chunk-8-1.png" id="37" name="Picture"/>
+                    <pic:cNvPr descr="/home/gpca/harbinger/examples/general/doc/03-orientation-examples_changepoints_files/figure-docx/unnamed-chunk-8-1.png" id="39" name="Picture"/>
                     <pic:cNvPicPr>
                       <a:picLocks noChangeArrowheads="1" noChangeAspect="1"/>
                     </pic:cNvPicPr>
                   </pic:nvPicPr>
                   <pic:blipFill>
-                    <a:blip r:embed="rId35"/>
+                    <a:blip r:embed="rId37"/>
                     <a:stretch>
                       <a:fillRect/>
                     </a:stretch>
@@ -1517,18 +1610,18 @@
           <wp:inline>
             <wp:extent cx="4620126" cy="3696101"/>
             <wp:effectExtent b="0" l="0" r="0" t="0"/>
-            <wp:docPr descr="" title="" id="39" name="Picture"/>
+            <wp:docPr descr="" title="" id="41" name="Picture"/>
             <a:graphic>
               <a:graphicData uri="http://schemas.openxmlformats.org/drawingml/2006/picture">
                 <pic:pic>
                   <pic:nvPicPr>
-                    <pic:cNvPr descr="/home/gpca/harbinger/examples/general/doc/examples_changepoints_files/figure-docx/unnamed-chunk-9-1.png" id="40" name="Picture"/>
+                    <pic:cNvPr descr="/home/gpca/harbinger/examples/general/doc/03-orientation-examples_changepoints_files/figure-docx/unnamed-chunk-9-1.png" id="42" name="Picture"/>
                     <pic:cNvPicPr>
                       <a:picLocks noChangeArrowheads="1" noChangeAspect="1"/>
                     </pic:cNvPicPr>
                   </pic:nvPicPr>
                   <pic:blipFill>
-                    <a:blip r:embed="rId38"/>
+                    <a:blip r:embed="rId40"/>
                     <a:stretch>
                       <a:fillRect/>
                     </a:stretch>
@@ -1737,18 +1830,18 @@
           <wp:inline>
             <wp:extent cx="4620126" cy="3696101"/>
             <wp:effectExtent b="0" l="0" r="0" t="0"/>
-            <wp:docPr descr="" title="" id="42" name="Picture"/>
+            <wp:docPr descr="" title="" id="44" name="Picture"/>
             <a:graphic>
               <a:graphicData uri="http://schemas.openxmlformats.org/drawingml/2006/picture">
                 <pic:pic>
                   <pic:nvPicPr>
-                    <pic:cNvPr descr="/home/gpca/harbinger/examples/general/doc/examples_changepoints_files/figure-docx/unnamed-chunk-10-1.png" id="43" name="Picture"/>
+                    <pic:cNvPr descr="/home/gpca/harbinger/examples/general/doc/03-orientation-examples_changepoints_files/figure-docx/unnamed-chunk-10-1.png" id="45" name="Picture"/>
                     <pic:cNvPicPr>
                       <a:picLocks noChangeArrowheads="1" noChangeAspect="1"/>
                     </pic:cNvPicPr>
                   </pic:nvPicPr>
                   <pic:blipFill>
-                    <a:blip r:embed="rId41"/>
+                    <a:blip r:embed="rId43"/>
                     <a:stretch>
                       <a:fillRect/>
                     </a:stretch>
@@ -1775,8 +1868,9 @@
         </w:drawing>
       </w:r>
     </w:p>
-    <w:bookmarkEnd w:id="44"/>
-    <w:bookmarkStart w:id="46" w:name="references"/>
+    <w:bookmarkEnd w:id="46"/>
+    <w:bookmarkEnd w:id="47"/>
+    <w:bookmarkStart w:id="49" w:name="references"/>
     <w:p>
       <w:pPr>
         <w:pStyle w:val="Heading2"/>
@@ -1823,7 +1917,7 @@
       <w:r>
         <w:t xml:space="preserve"> </w:t>
       </w:r>
-      <w:hyperlink r:id="rId45">
+      <w:hyperlink r:id="rId48">
         <w:r>
           <w:rPr>
             <w:rStyle w:val="Hyperlink"/>
@@ -1832,7 +1926,7 @@
         </w:r>
       </w:hyperlink>
     </w:p>
-    <w:bookmarkEnd w:id="46"/>
+    <w:bookmarkEnd w:id="49"/>
     <w:sectPr>
       <w:footnotePr>
         <w:numRestart w:val="eachSect"/>

--- a/examples/general/doc/03-orientation-examples_changepoints.docx
+++ b/examples/general/doc/03-orientation-examples_changepoints.docx
@@ -38,7 +38,7 @@
       </w:r>
     </w:p>
     <w:bookmarkEnd w:id="21"/>
-    <w:bookmarkStart w:id="22" w:name="what-you-will-do"/>
+    <w:bookmarkStart w:id="45" w:name="what-you-will-do"/>
     <w:p>
       <w:pPr>
         <w:pStyle w:val="Heading2"/>
@@ -83,14 +83,104 @@
         <w:t xml:space="preserve">inspect the evaluation outputs and the diagnostic plots produced by Harbinger</w:t>
       </w:r>
     </w:p>
+    <w:bookmarkStart w:id="22" w:name="prepare-the-example"/>
+    <w:p>
+      <w:pPr>
+        <w:pStyle w:val="Heading3"/>
+      </w:pPr>
+      <w:r>
+        <w:t xml:space="preserve">Prepare the Example</w:t>
+      </w:r>
+    </w:p>
+    <w:p>
+      <w:pPr>
+        <w:pStyle w:val="FirstParagraph"/>
+      </w:pPr>
+      <w:r>
+        <w:t xml:space="preserve">This setup anchors the notebook in the specific series used to examine</w:t>
+      </w:r>
+      <w:r>
+        <w:t xml:space="preserve"> </w:t>
+      </w:r>
+      <w:r>
+        <w:rPr>
+          <w:rStyle w:val="VerbatimChar"/>
+        </w:rPr>
+        <w:t xml:space="preserve">harbinger()</w:t>
+      </w:r>
+      <w:r>
+        <w:t xml:space="preserve">. The semantic point is the one stated above: this notebook illustrates typical change-point scenarios (single break, multiple breaks, variance/volatility shifts) and how Harbinger visualizes detected change locations, so the raw signal needs to be visible before any fitting step hides that structure behind model output.</w:t>
+      </w:r>
+    </w:p>
+    <w:p>
+      <w:pPr>
+        <w:pStyle w:val="SourceCode"/>
+      </w:pPr>
+      <w:r>
+        <w:rPr>
+          <w:rStyle w:val="CommentTok"/>
+        </w:rPr>
+        <w:t xml:space="preserve"># Install Harbinger (if needed)</w:t>
+      </w:r>
+      <w:r>
+        <w:br/>
+      </w:r>
+      <w:r>
+        <w:rPr>
+          <w:rStyle w:val="CommentTok"/>
+        </w:rPr>
+        <w:t xml:space="preserve">#install.packages("harbinger")</w:t>
+      </w:r>
+    </w:p>
+    <w:p>
+      <w:pPr>
+        <w:pStyle w:val="SourceCode"/>
+      </w:pPr>
+      <w:r>
+        <w:rPr>
+          <w:rStyle w:val="CommentTok"/>
+        </w:rPr>
+        <w:t xml:space="preserve"># Load required packages</w:t>
+      </w:r>
+      <w:r>
+        <w:br/>
+      </w:r>
+      <w:r>
+        <w:rPr>
+          <w:rStyle w:val="FunctionTok"/>
+        </w:rPr>
+        <w:t xml:space="preserve">library</w:t>
+      </w:r>
+      <w:r>
+        <w:rPr>
+          <w:rStyle w:val="NormalTok"/>
+        </w:rPr>
+        <w:t xml:space="preserve">(daltoolbox)</w:t>
+      </w:r>
+      <w:r>
+        <w:br/>
+      </w:r>
+      <w:r>
+        <w:rPr>
+          <w:rStyle w:val="FunctionTok"/>
+        </w:rPr>
+        <w:t xml:space="preserve">library</w:t>
+      </w:r>
+      <w:r>
+        <w:rPr>
+          <w:rStyle w:val="NormalTok"/>
+        </w:rPr>
+        <w:t xml:space="preserve">(harbinger) </w:t>
+      </w:r>
+    </w:p>
     <w:bookmarkEnd w:id="22"/>
-    <w:bookmarkStart w:id="23" w:name="how-to-read-this-walkthrough"/>
-    <w:p>
-      <w:pPr>
-        <w:pStyle w:val="Heading2"/>
-      </w:pPr>
-      <w:r>
-        <w:t xml:space="preserve">How to read this walkthrough</w:t>
+    <w:bookmarkStart w:id="44" w:name="configure-the-method"/>
+    <w:p>
+      <w:pPr>
+        <w:pStyle w:val="Heading3"/>
+      </w:pPr>
+      <w:r>
+        <w:t xml:space="preserve">Configure the Method</w:t>
       </w:r>
     </w:p>
     <w:p>
@@ -98,153 +188,7 @@
         <w:pStyle w:val="FirstParagraph"/>
       </w:pPr>
       <w:r>
-        <w:t xml:space="preserve">The code blocks below follow the same learning rhythm used throughout the collection: prepare the environment, choose the dataset, configure the method, run the analysis, and then inspect the result. Readers who are still learning time-series mining can use that order to understand not only</w:t>
-      </w:r>
-      <w:r>
-        <w:t xml:space="preserve"> </w:t>
-      </w:r>
-      <w:r>
-        <w:rPr>
-          <w:i/>
-          <w:iCs/>
-        </w:rPr>
-        <w:t xml:space="preserve">what</w:t>
-      </w:r>
-      <w:r>
-        <w:t xml:space="preserve"> </w:t>
-      </w:r>
-      <w:r>
-        <w:t xml:space="preserve">each command does, but also</w:t>
-      </w:r>
-      <w:r>
-        <w:t xml:space="preserve"> </w:t>
-      </w:r>
-      <w:r>
-        <w:rPr>
-          <w:i/>
-          <w:iCs/>
-        </w:rPr>
-        <w:t xml:space="preserve">why</w:t>
-      </w:r>
-      <w:r>
-        <w:t xml:space="preserve"> </w:t>
-      </w:r>
-      <w:r>
-        <w:t xml:space="preserve">it appears at that stage of the workflow.</w:t>
-      </w:r>
-    </w:p>
-    <w:p>
-      <w:pPr>
-        <w:pStyle w:val="BodyText"/>
-      </w:pPr>
-      <w:r>
-        <w:t xml:space="preserve">As you go through the notebook, read the inline comments inside each chunk as the operational explanation and use the surrounding prose as the conceptual guide.</w:t>
-      </w:r>
-    </w:p>
-    <w:bookmarkEnd w:id="23"/>
-    <w:bookmarkStart w:id="47" w:name="walkthrough"/>
-    <w:p>
-      <w:pPr>
-        <w:pStyle w:val="Heading2"/>
-      </w:pPr>
-      <w:r>
-        <w:t xml:space="preserve">Walkthrough</w:t>
-      </w:r>
-    </w:p>
-    <w:bookmarkStart w:id="24" w:name="prepare-the-example"/>
-    <w:p>
-      <w:pPr>
-        <w:pStyle w:val="Heading3"/>
-      </w:pPr>
-      <w:r>
-        <w:t xml:space="preserve">Prepare the Example</w:t>
-      </w:r>
-    </w:p>
-    <w:p>
-      <w:pPr>
-        <w:pStyle w:val="FirstParagraph"/>
-      </w:pPr>
-      <w:r>
-        <w:t xml:space="preserve">We begin by organizing the environment, loading the packages, and selecting the dataset used in the notebook. This part is intentionally more direct: the goal is to make the starting point explicit before the method-specific reasoning begins.</w:t>
-      </w:r>
-    </w:p>
-    <w:p>
-      <w:pPr>
-        <w:pStyle w:val="SourceCode"/>
-      </w:pPr>
-      <w:r>
-        <w:rPr>
-          <w:rStyle w:val="CommentTok"/>
-        </w:rPr>
-        <w:t xml:space="preserve"># Install Harbinger (if needed)</w:t>
-      </w:r>
-      <w:r>
-        <w:br/>
-      </w:r>
-      <w:r>
-        <w:rPr>
-          <w:rStyle w:val="CommentTok"/>
-        </w:rPr>
-        <w:t xml:space="preserve">#install.packages("harbinger")</w:t>
-      </w:r>
-    </w:p>
-    <w:p>
-      <w:pPr>
-        <w:pStyle w:val="SourceCode"/>
-      </w:pPr>
-      <w:r>
-        <w:rPr>
-          <w:rStyle w:val="CommentTok"/>
-        </w:rPr>
-        <w:t xml:space="preserve"># Load required packages</w:t>
-      </w:r>
-      <w:r>
-        <w:br/>
-      </w:r>
-      <w:r>
-        <w:rPr>
-          <w:rStyle w:val="FunctionTok"/>
-        </w:rPr>
-        <w:t xml:space="preserve">library</w:t>
-      </w:r>
-      <w:r>
-        <w:rPr>
-          <w:rStyle w:val="NormalTok"/>
-        </w:rPr>
-        <w:t xml:space="preserve">(daltoolbox)</w:t>
-      </w:r>
-      <w:r>
-        <w:br/>
-      </w:r>
-      <w:r>
-        <w:rPr>
-          <w:rStyle w:val="FunctionTok"/>
-        </w:rPr>
-        <w:t xml:space="preserve">library</w:t>
-      </w:r>
-      <w:r>
-        <w:rPr>
-          <w:rStyle w:val="NormalTok"/>
-        </w:rPr>
-        <w:t xml:space="preserve">(harbinger) </w:t>
-      </w:r>
-    </w:p>
-    <w:bookmarkEnd w:id="24"/>
-    <w:bookmarkStart w:id="46" w:name="configure-the-method"/>
-    <w:p>
-      <w:pPr>
-        <w:pStyle w:val="Heading3"/>
-      </w:pPr>
-      <w:r>
-        <w:t xml:space="preserve">Configure the Method</w:t>
-      </w:r>
-    </w:p>
-    <w:p>
-      <w:pPr>
-        <w:pStyle w:val="FirstParagraph"/>
-      </w:pPr>
-      <w:r>
-        <w:t xml:space="preserve">The next step is to instantiate the method and, when necessary, fit it to the selected series. This is where the notebook makes its analytical choice explicit: the parameters chosen here determine what kind of pattern the detector or transformer will become sensitive to and how the later outputs should be interpreted.</w:t>
+        <w:t xml:space="preserve">The choices below turn the central modeling idea into concrete parameters. They matter because this notebook illustrates typical change-point scenarios (single break, multiple breaks, variance/volatility shifts) and how Harbinger visualizes detected change locations, so each argument controls how strongly the method will emphasize that pattern when it later produces workflow outputs.</w:t>
       </w:r>
     </w:p>
     <w:p>
@@ -488,18 +432,18 @@
           <wp:inline>
             <wp:extent cx="4620126" cy="3696101"/>
             <wp:effectExtent b="0" l="0" r="0" t="0"/>
-            <wp:docPr descr="" title="" id="26" name="Picture"/>
+            <wp:docPr descr="" title="" id="24" name="Picture"/>
             <a:graphic>
               <a:graphicData uri="http://schemas.openxmlformats.org/drawingml/2006/picture">
                 <pic:pic>
                   <pic:nvPicPr>
-                    <pic:cNvPr descr="/home/gpca/harbinger/examples/general/doc/03-orientation-examples_changepoints_files/figure-docx/unnamed-chunk-4-1.png" id="27" name="Picture"/>
+                    <pic:cNvPr descr="/home/gpca/harbinger/examples/general/doc/03-orientation-examples_changepoints_files/figure-docx/unnamed-chunk-4-1.png" id="25" name="Picture"/>
                     <pic:cNvPicPr>
                       <a:picLocks noChangeArrowheads="1" noChangeAspect="1"/>
                     </pic:cNvPicPr>
                   </pic:nvPicPr>
                   <pic:blipFill>
-                    <a:blip r:embed="rId25"/>
+                    <a:blip r:embed="rId23"/>
                     <a:stretch>
                       <a:fillRect/>
                     </a:stretch>
@@ -708,18 +652,18 @@
           <wp:inline>
             <wp:extent cx="4620126" cy="3696101"/>
             <wp:effectExtent b="0" l="0" r="0" t="0"/>
-            <wp:docPr descr="" title="" id="29" name="Picture"/>
+            <wp:docPr descr="" title="" id="27" name="Picture"/>
             <a:graphic>
               <a:graphicData uri="http://schemas.openxmlformats.org/drawingml/2006/picture">
                 <pic:pic>
                   <pic:nvPicPr>
-                    <pic:cNvPr descr="/home/gpca/harbinger/examples/general/doc/03-orientation-examples_changepoints_files/figure-docx/unnamed-chunk-5-1.png" id="30" name="Picture"/>
+                    <pic:cNvPr descr="/home/gpca/harbinger/examples/general/doc/03-orientation-examples_changepoints_files/figure-docx/unnamed-chunk-5-1.png" id="28" name="Picture"/>
                     <pic:cNvPicPr>
                       <a:picLocks noChangeArrowheads="1" noChangeAspect="1"/>
                     </pic:cNvPicPr>
                   </pic:nvPicPr>
                   <pic:blipFill>
-                    <a:blip r:embed="rId28"/>
+                    <a:blip r:embed="rId26"/>
                     <a:stretch>
                       <a:fillRect/>
                     </a:stretch>
@@ -928,18 +872,18 @@
           <wp:inline>
             <wp:extent cx="4620126" cy="3696101"/>
             <wp:effectExtent b="0" l="0" r="0" t="0"/>
-            <wp:docPr descr="" title="" id="32" name="Picture"/>
+            <wp:docPr descr="" title="" id="30" name="Picture"/>
             <a:graphic>
               <a:graphicData uri="http://schemas.openxmlformats.org/drawingml/2006/picture">
                 <pic:pic>
                   <pic:nvPicPr>
-                    <pic:cNvPr descr="/home/gpca/harbinger/examples/general/doc/03-orientation-examples_changepoints_files/figure-docx/unnamed-chunk-6-1.png" id="33" name="Picture"/>
+                    <pic:cNvPr descr="/home/gpca/harbinger/examples/general/doc/03-orientation-examples_changepoints_files/figure-docx/unnamed-chunk-6-1.png" id="31" name="Picture"/>
                     <pic:cNvPicPr>
                       <a:picLocks noChangeArrowheads="1" noChangeAspect="1"/>
                     </pic:cNvPicPr>
                   </pic:nvPicPr>
                   <pic:blipFill>
-                    <a:blip r:embed="rId31"/>
+                    <a:blip r:embed="rId29"/>
                     <a:stretch>
                       <a:fillRect/>
                     </a:stretch>
@@ -1159,18 +1103,18 @@
           <wp:inline>
             <wp:extent cx="4620126" cy="3696101"/>
             <wp:effectExtent b="0" l="0" r="0" t="0"/>
-            <wp:docPr descr="" title="" id="35" name="Picture"/>
+            <wp:docPr descr="" title="" id="33" name="Picture"/>
             <a:graphic>
               <a:graphicData uri="http://schemas.openxmlformats.org/drawingml/2006/picture">
                 <pic:pic>
                   <pic:nvPicPr>
-                    <pic:cNvPr descr="/home/gpca/harbinger/examples/general/doc/03-orientation-examples_changepoints_files/figure-docx/unnamed-chunk-7-1.png" id="36" name="Picture"/>
+                    <pic:cNvPr descr="/home/gpca/harbinger/examples/general/doc/03-orientation-examples_changepoints_files/figure-docx/unnamed-chunk-7-1.png" id="34" name="Picture"/>
                     <pic:cNvPicPr>
                       <a:picLocks noChangeArrowheads="1" noChangeAspect="1"/>
                     </pic:cNvPicPr>
                   </pic:nvPicPr>
                   <pic:blipFill>
-                    <a:blip r:embed="rId34"/>
+                    <a:blip r:embed="rId32"/>
                     <a:stretch>
                       <a:fillRect/>
                     </a:stretch>
@@ -1390,18 +1334,18 @@
           <wp:inline>
             <wp:extent cx="4620126" cy="3696101"/>
             <wp:effectExtent b="0" l="0" r="0" t="0"/>
-            <wp:docPr descr="" title="" id="38" name="Picture"/>
+            <wp:docPr descr="" title="" id="36" name="Picture"/>
             <a:graphic>
               <a:graphicData uri="http://schemas.openxmlformats.org/drawingml/2006/picture">
                 <pic:pic>
                   <pic:nvPicPr>
-                    <pic:cNvPr descr="/home/gpca/harbinger/examples/general/doc/03-orientation-examples_changepoints_files/figure-docx/unnamed-chunk-8-1.png" id="39" name="Picture"/>
+                    <pic:cNvPr descr="/home/gpca/harbinger/examples/general/doc/03-orientation-examples_changepoints_files/figure-docx/unnamed-chunk-8-1.png" id="37" name="Picture"/>
                     <pic:cNvPicPr>
                       <a:picLocks noChangeArrowheads="1" noChangeAspect="1"/>
                     </pic:cNvPicPr>
                   </pic:nvPicPr>
                   <pic:blipFill>
-                    <a:blip r:embed="rId37"/>
+                    <a:blip r:embed="rId35"/>
                     <a:stretch>
                       <a:fillRect/>
                     </a:stretch>
@@ -1610,18 +1554,18 @@
           <wp:inline>
             <wp:extent cx="4620126" cy="3696101"/>
             <wp:effectExtent b="0" l="0" r="0" t="0"/>
-            <wp:docPr descr="" title="" id="41" name="Picture"/>
+            <wp:docPr descr="" title="" id="39" name="Picture"/>
             <a:graphic>
               <a:graphicData uri="http://schemas.openxmlformats.org/drawingml/2006/picture">
                 <pic:pic>
                   <pic:nvPicPr>
-                    <pic:cNvPr descr="/home/gpca/harbinger/examples/general/doc/03-orientation-examples_changepoints_files/figure-docx/unnamed-chunk-9-1.png" id="42" name="Picture"/>
+                    <pic:cNvPr descr="/home/gpca/harbinger/examples/general/doc/03-orientation-examples_changepoints_files/figure-docx/unnamed-chunk-9-1.png" id="40" name="Picture"/>
                     <pic:cNvPicPr>
                       <a:picLocks noChangeArrowheads="1" noChangeAspect="1"/>
                     </pic:cNvPicPr>
                   </pic:nvPicPr>
                   <pic:blipFill>
-                    <a:blip r:embed="rId40"/>
+                    <a:blip r:embed="rId38"/>
                     <a:stretch>
                       <a:fillRect/>
                     </a:stretch>
@@ -1830,18 +1774,18 @@
           <wp:inline>
             <wp:extent cx="4620126" cy="3696101"/>
             <wp:effectExtent b="0" l="0" r="0" t="0"/>
-            <wp:docPr descr="" title="" id="44" name="Picture"/>
+            <wp:docPr descr="" title="" id="42" name="Picture"/>
             <a:graphic>
               <a:graphicData uri="http://schemas.openxmlformats.org/drawingml/2006/picture">
                 <pic:pic>
                   <pic:nvPicPr>
-                    <pic:cNvPr descr="/home/gpca/harbinger/examples/general/doc/03-orientation-examples_changepoints_files/figure-docx/unnamed-chunk-10-1.png" id="45" name="Picture"/>
+                    <pic:cNvPr descr="/home/gpca/harbinger/examples/general/doc/03-orientation-examples_changepoints_files/figure-docx/unnamed-chunk-10-1.png" id="43" name="Picture"/>
                     <pic:cNvPicPr>
                       <a:picLocks noChangeArrowheads="1" noChangeAspect="1"/>
                     </pic:cNvPicPr>
                   </pic:nvPicPr>
                   <pic:blipFill>
-                    <a:blip r:embed="rId43"/>
+                    <a:blip r:embed="rId41"/>
                     <a:stretch>
                       <a:fillRect/>
                     </a:stretch>
@@ -1868,9 +1812,9 @@
         </w:drawing>
       </w:r>
     </w:p>
-    <w:bookmarkEnd w:id="46"/>
-    <w:bookmarkEnd w:id="47"/>
-    <w:bookmarkStart w:id="49" w:name="references"/>
+    <w:bookmarkEnd w:id="44"/>
+    <w:bookmarkEnd w:id="45"/>
+    <w:bookmarkStart w:id="47" w:name="references"/>
     <w:p>
       <w:pPr>
         <w:pStyle w:val="Heading2"/>
@@ -1888,7 +1832,7 @@
         </w:numPr>
       </w:pPr>
       <w:r>
-        <w:t xml:space="preserve">Hinkley, D. V. (1970). Inference about the change-point in a sequence of random variables. Biometrika, 57(1), 1–17.</w:t>
+        <w:t xml:space="preserve">Hinkley, D. V. (1970). Inference about the change-point in a sequence of random variables. Biometrika, 57(1), 1-17.</w:t>
       </w:r>
     </w:p>
     <w:p>
@@ -1900,7 +1844,7 @@
         </w:numPr>
       </w:pPr>
       <w:r>
-        <w:t xml:space="preserve">Killick, R., Fearnhead, P., Eckley, I. A. (2012). Optimal detection of changepoints with a linear computational cost. JASA, 107(500), 1590–1598.</w:t>
+        <w:t xml:space="preserve">Killick, R., Fearnhead, P., Eckley, I. A. (2012). Optimal detection of changepoints with a linear computational cost. JASA, 107(500), 1590-1598.</w:t>
       </w:r>
     </w:p>
     <w:p>
@@ -1917,7 +1861,7 @@
       <w:r>
         <w:t xml:space="preserve"> </w:t>
       </w:r>
-      <w:hyperlink r:id="rId48">
+      <w:hyperlink r:id="rId46">
         <w:r>
           <w:rPr>
             <w:rStyle w:val="Hyperlink"/>
@@ -1926,7 +1870,7 @@
         </w:r>
       </w:hyperlink>
     </w:p>
-    <w:bookmarkEnd w:id="49"/>
+    <w:bookmarkEnd w:id="47"/>
     <w:sectPr>
       <w:footnotePr>
         <w:numRestart w:val="eachSect"/>

--- a/examples/general/doc/03-orientation-examples_changepoints.docx
+++ b/examples/general/doc/03-orientation-examples_changepoints.docx
@@ -2,7 +2,7 @@
 <file path=word/document.xml><?xml version="1.0" encoding="utf-8"?>
 <w:document xmlns:w="http://schemas.openxmlformats.org/wordprocessingml/2006/main" xmlns:m="http://schemas.openxmlformats.org/officeDocument/2006/math" xmlns:r="http://schemas.openxmlformats.org/officeDocument/2006/relationships" xmlns:o="urn:schemas-microsoft-com:office:office" xmlns:v="urn:schemas-microsoft-com:vml" xmlns:w10="urn:schemas-microsoft-com:office:word" xmlns:a="http://schemas.openxmlformats.org/drawingml/2006/main" xmlns:pic="http://schemas.openxmlformats.org/drawingml/2006/picture" xmlns:wp="http://schemas.openxmlformats.org/drawingml/2006/wordprocessingDrawing">
   <w:body>
-    <w:bookmarkStart w:id="20" w:name="objective"/>
+    <w:bookmarkStart w:id="9" w:name="objective"/>
     <w:p>
       <w:pPr>
         <w:pStyle w:val="Heading2"/>
@@ -19,8 +19,8 @@
         <w:t xml:space="preserve">The goal of this notebook is to present a complete Harbinger workflow: loading an example dataset, configuring the method used in the notebook, running the analysis, and interpreting the resulting outputs and plots.</w:t>
       </w:r>
     </w:p>
-    <w:bookmarkEnd w:id="20"/>
-    <w:bookmarkStart w:id="21" w:name="method-at-a-glance"/>
+    <w:bookmarkEnd w:id="9"/>
+    <w:bookmarkStart w:id="10" w:name="method-at-a-glance"/>
     <w:p>
       <w:pPr>
         <w:pStyle w:val="Heading2"/>
@@ -37,8 +37,8 @@
         <w:t xml:space="preserve">This notebook illustrates typical change-point scenarios (single break, multiple breaks, variance/volatility shifts) and how Harbinger visualizes detected change locations. We use the unified pipeline to fit, detect, and plot across datasets, highlighting when classic (AMOC/BinSeg/PELT) or regression-based (GFT/Chow) approaches are appropriate.</w:t>
       </w:r>
     </w:p>
-    <w:bookmarkEnd w:id="21"/>
-    <w:bookmarkStart w:id="45" w:name="what-you-will-do"/>
+    <w:bookmarkEnd w:id="10"/>
+    <w:bookmarkStart w:id="34" w:name="what-you-will-do"/>
     <w:p>
       <w:pPr>
         <w:pStyle w:val="Heading2"/>
@@ -83,7 +83,7 @@
         <w:t xml:space="preserve">inspect the evaluation outputs and the diagnostic plots produced by Harbinger</w:t>
       </w:r>
     </w:p>
-    <w:bookmarkStart w:id="22" w:name="prepare-the-example"/>
+    <w:bookmarkStart w:id="11" w:name="prepare-the-example"/>
     <w:p>
       <w:pPr>
         <w:pStyle w:val="Heading3"/>
@@ -173,8 +173,8 @@
         <w:t xml:space="preserve">(harbinger) </w:t>
       </w:r>
     </w:p>
-    <w:bookmarkEnd w:id="22"/>
-    <w:bookmarkStart w:id="44" w:name="configure-the-method"/>
+    <w:bookmarkEnd w:id="11"/>
+    <w:bookmarkStart w:id="33" w:name="configure-the-method"/>
     <w:p>
       <w:pPr>
         <w:pStyle w:val="Heading3"/>
@@ -432,18 +432,18 @@
           <wp:inline>
             <wp:extent cx="4620126" cy="3696101"/>
             <wp:effectExtent b="0" l="0" r="0" t="0"/>
-            <wp:docPr descr="" title="" id="24" name="Picture"/>
+            <wp:docPr descr="" title="" id="13" name="Picture"/>
             <a:graphic>
               <a:graphicData uri="http://schemas.openxmlformats.org/drawingml/2006/picture">
                 <pic:pic>
                   <pic:nvPicPr>
-                    <pic:cNvPr descr="/home/gpca/harbinger/examples/general/doc/03-orientation-examples_changepoints_files/figure-docx/unnamed-chunk-4-1.png" id="25" name="Picture"/>
+                    <pic:cNvPr descr="C:\Git\dal\harbinger\examples\general\doc\03-orientation-examples_changepoints_files/eb97b24ea907a800e88c6f80879709471cd27f5c.png" id="14" name="Picture"/>
                     <pic:cNvPicPr>
                       <a:picLocks noChangeArrowheads="1" noChangeAspect="1"/>
                     </pic:cNvPicPr>
                   </pic:nvPicPr>
                   <pic:blipFill>
-                    <a:blip r:embed="rId23"/>
+                    <a:blip r:embed="rId12"/>
                     <a:stretch>
                       <a:fillRect/>
                     </a:stretch>
@@ -652,18 +652,18 @@
           <wp:inline>
             <wp:extent cx="4620126" cy="3696101"/>
             <wp:effectExtent b="0" l="0" r="0" t="0"/>
-            <wp:docPr descr="" title="" id="27" name="Picture"/>
+            <wp:docPr descr="" title="" id="16" name="Picture"/>
             <a:graphic>
               <a:graphicData uri="http://schemas.openxmlformats.org/drawingml/2006/picture">
                 <pic:pic>
                   <pic:nvPicPr>
-                    <pic:cNvPr descr="/home/gpca/harbinger/examples/general/doc/03-orientation-examples_changepoints_files/figure-docx/unnamed-chunk-5-1.png" id="28" name="Picture"/>
+                    <pic:cNvPr descr="C:\Git\dal\harbinger\examples\general\doc\03-orientation-examples_changepoints_files/9106744ff07bbb30ae58b460603db7bbdf97b055.png" id="17" name="Picture"/>
                     <pic:cNvPicPr>
                       <a:picLocks noChangeArrowheads="1" noChangeAspect="1"/>
                     </pic:cNvPicPr>
                   </pic:nvPicPr>
                   <pic:blipFill>
-                    <a:blip r:embed="rId26"/>
+                    <a:blip r:embed="rId15"/>
                     <a:stretch>
                       <a:fillRect/>
                     </a:stretch>
@@ -872,18 +872,18 @@
           <wp:inline>
             <wp:extent cx="4620126" cy="3696101"/>
             <wp:effectExtent b="0" l="0" r="0" t="0"/>
-            <wp:docPr descr="" title="" id="30" name="Picture"/>
+            <wp:docPr descr="" title="" id="19" name="Picture"/>
             <a:graphic>
               <a:graphicData uri="http://schemas.openxmlformats.org/drawingml/2006/picture">
                 <pic:pic>
                   <pic:nvPicPr>
-                    <pic:cNvPr descr="/home/gpca/harbinger/examples/general/doc/03-orientation-examples_changepoints_files/figure-docx/unnamed-chunk-6-1.png" id="31" name="Picture"/>
+                    <pic:cNvPr descr="C:\Git\dal\harbinger\examples\general\doc\03-orientation-examples_changepoints_files/5856726e2d631b95fdc46e22288d844e629a5f85.png" id="20" name="Picture"/>
                     <pic:cNvPicPr>
                       <a:picLocks noChangeArrowheads="1" noChangeAspect="1"/>
                     </pic:cNvPicPr>
                   </pic:nvPicPr>
                   <pic:blipFill>
-                    <a:blip r:embed="rId29"/>
+                    <a:blip r:embed="rId18"/>
                     <a:stretch>
                       <a:fillRect/>
                     </a:stretch>
@@ -1091,7 +1091,16 @@
         <w:rPr>
           <w:rStyle w:val="VerbatimChar"/>
         </w:rPr>
-        <w:t xml:space="preserve">## Don't know how to automatically pick scale for object of type &lt;ts&gt;. Defaulting to continuous.</w:t>
+        <w:t xml:space="preserve">## Don't know how to automatically pick scale for object of type &lt;ts&gt;. Defaulting</w:t>
+      </w:r>
+      <w:r>
+        <w:br/>
+      </w:r>
+      <w:r>
+        <w:rPr>
+          <w:rStyle w:val="VerbatimChar"/>
+        </w:rPr>
+        <w:t xml:space="preserve">## to continuous.</w:t>
       </w:r>
     </w:p>
     <w:p>
@@ -1103,18 +1112,18 @@
           <wp:inline>
             <wp:extent cx="4620126" cy="3696101"/>
             <wp:effectExtent b="0" l="0" r="0" t="0"/>
-            <wp:docPr descr="" title="" id="33" name="Picture"/>
+            <wp:docPr descr="" title="" id="22" name="Picture"/>
             <a:graphic>
               <a:graphicData uri="http://schemas.openxmlformats.org/drawingml/2006/picture">
                 <pic:pic>
                   <pic:nvPicPr>
-                    <pic:cNvPr descr="/home/gpca/harbinger/examples/general/doc/03-orientation-examples_changepoints_files/figure-docx/unnamed-chunk-7-1.png" id="34" name="Picture"/>
+                    <pic:cNvPr descr="C:\Git\dal\harbinger\examples\general\doc\03-orientation-examples_changepoints_files/eaae354d6afbb988bb76a1f1364ce94bc6e2374c.png" id="23" name="Picture"/>
                     <pic:cNvPicPr>
                       <a:picLocks noChangeArrowheads="1" noChangeAspect="1"/>
                     </pic:cNvPicPr>
                   </pic:nvPicPr>
                   <pic:blipFill>
-                    <a:blip r:embed="rId32"/>
+                    <a:blip r:embed="rId21"/>
                     <a:stretch>
                       <a:fillRect/>
                     </a:stretch>
@@ -1322,7 +1331,16 @@
         <w:rPr>
           <w:rStyle w:val="VerbatimChar"/>
         </w:rPr>
-        <w:t xml:space="preserve">## Don't know how to automatically pick scale for object of type &lt;ts&gt;. Defaulting to continuous.</w:t>
+        <w:t xml:space="preserve">## Don't know how to automatically pick scale for object of type &lt;ts&gt;. Defaulting</w:t>
+      </w:r>
+      <w:r>
+        <w:br/>
+      </w:r>
+      <w:r>
+        <w:rPr>
+          <w:rStyle w:val="VerbatimChar"/>
+        </w:rPr>
+        <w:t xml:space="preserve">## to continuous.</w:t>
       </w:r>
     </w:p>
     <w:p>
@@ -1334,18 +1352,18 @@
           <wp:inline>
             <wp:extent cx="4620126" cy="3696101"/>
             <wp:effectExtent b="0" l="0" r="0" t="0"/>
-            <wp:docPr descr="" title="" id="36" name="Picture"/>
+            <wp:docPr descr="" title="" id="25" name="Picture"/>
             <a:graphic>
               <a:graphicData uri="http://schemas.openxmlformats.org/drawingml/2006/picture">
                 <pic:pic>
                   <pic:nvPicPr>
-                    <pic:cNvPr descr="/home/gpca/harbinger/examples/general/doc/03-orientation-examples_changepoints_files/figure-docx/unnamed-chunk-8-1.png" id="37" name="Picture"/>
+                    <pic:cNvPr descr="C:\Git\dal\harbinger\examples\general\doc\03-orientation-examples_changepoints_files/f3182844bfc102c3c28e2a6f1778c4c931e99cac.png" id="26" name="Picture"/>
                     <pic:cNvPicPr>
                       <a:picLocks noChangeArrowheads="1" noChangeAspect="1"/>
                     </pic:cNvPicPr>
                   </pic:nvPicPr>
                   <pic:blipFill>
-                    <a:blip r:embed="rId35"/>
+                    <a:blip r:embed="rId24"/>
                     <a:stretch>
                       <a:fillRect/>
                     </a:stretch>
@@ -1554,18 +1572,18 @@
           <wp:inline>
             <wp:extent cx="4620126" cy="3696101"/>
             <wp:effectExtent b="0" l="0" r="0" t="0"/>
-            <wp:docPr descr="" title="" id="39" name="Picture"/>
+            <wp:docPr descr="" title="" id="28" name="Picture"/>
             <a:graphic>
               <a:graphicData uri="http://schemas.openxmlformats.org/drawingml/2006/picture">
                 <pic:pic>
                   <pic:nvPicPr>
-                    <pic:cNvPr descr="/home/gpca/harbinger/examples/general/doc/03-orientation-examples_changepoints_files/figure-docx/unnamed-chunk-9-1.png" id="40" name="Picture"/>
+                    <pic:cNvPr descr="C:\Git\dal\harbinger\examples\general\doc\03-orientation-examples_changepoints_files/848434d2fc64180e931078b52ed504f03cf2e26e.png" id="29" name="Picture"/>
                     <pic:cNvPicPr>
                       <a:picLocks noChangeArrowheads="1" noChangeAspect="1"/>
                     </pic:cNvPicPr>
                   </pic:nvPicPr>
                   <pic:blipFill>
-                    <a:blip r:embed="rId38"/>
+                    <a:blip r:embed="rId27"/>
                     <a:stretch>
                       <a:fillRect/>
                     </a:stretch>
@@ -1774,18 +1792,18 @@
           <wp:inline>
             <wp:extent cx="4620126" cy="3696101"/>
             <wp:effectExtent b="0" l="0" r="0" t="0"/>
-            <wp:docPr descr="" title="" id="42" name="Picture"/>
+            <wp:docPr descr="" title="" id="31" name="Picture"/>
             <a:graphic>
               <a:graphicData uri="http://schemas.openxmlformats.org/drawingml/2006/picture">
                 <pic:pic>
                   <pic:nvPicPr>
-                    <pic:cNvPr descr="/home/gpca/harbinger/examples/general/doc/03-orientation-examples_changepoints_files/figure-docx/unnamed-chunk-10-1.png" id="43" name="Picture"/>
+                    <pic:cNvPr descr="C:\Git\dal\harbinger\examples\general\doc\03-orientation-examples_changepoints_files/da6248c04b0183732b88b1028f49f5def5231963.png" id="32" name="Picture"/>
                     <pic:cNvPicPr>
                       <a:picLocks noChangeArrowheads="1" noChangeAspect="1"/>
                     </pic:cNvPicPr>
                   </pic:nvPicPr>
                   <pic:blipFill>
-                    <a:blip r:embed="rId41"/>
+                    <a:blip r:embed="rId30"/>
                     <a:stretch>
                       <a:fillRect/>
                     </a:stretch>
@@ -1812,9 +1830,9 @@
         </w:drawing>
       </w:r>
     </w:p>
-    <w:bookmarkEnd w:id="44"/>
-    <w:bookmarkEnd w:id="45"/>
-    <w:bookmarkStart w:id="47" w:name="references"/>
+    <w:bookmarkEnd w:id="33"/>
+    <w:bookmarkEnd w:id="34"/>
+    <w:bookmarkStart w:id="36" w:name="references"/>
     <w:p>
       <w:pPr>
         <w:pStyle w:val="Heading2"/>
@@ -1861,7 +1879,7 @@
       <w:r>
         <w:t xml:space="preserve"> </w:t>
       </w:r>
-      <w:hyperlink r:id="rId46">
+      <w:hyperlink r:id="rId35">
         <w:r>
           <w:rPr>
             <w:rStyle w:val="Hyperlink"/>
@@ -1870,7 +1888,7 @@
         </w:r>
       </w:hyperlink>
     </w:p>
-    <w:bookmarkEnd w:id="47"/>
+    <w:bookmarkEnd w:id="36"/>
     <w:sectPr>
       <w:footnotePr>
         <w:numRestart w:val="eachSect"/>
@@ -2101,10 +2119,10 @@
   <w:docDefaults>
     <w:rPrDefault>
       <w:rPr>
-        <w:rFonts w:asciiTheme="minorHAnsi" w:cstheme="minorBidi" w:eastAsiaTheme="minorHAnsi" w:hAnsiTheme="minorHAnsi"/>
+        <w:rFonts w:asciiTheme="minorHAnsi" w:cstheme="minorBidi" w:eastAsiaTheme="minorEastAsia" w:hAnsiTheme="minorHAnsi"/>
         <w:sz w:val="24"/>
         <w:szCs w:val="24"/>
-        <w:lang w:bidi="ar-SA" w:eastAsia="en-US" w:val="en-US"/>
+        <w:lang w:bidi="ar-SA" w:eastAsia="zh-CN" w:val="en-US"/>
       </w:rPr>
     </w:rPrDefault>
     <w:pPrDefault>
@@ -2645,13 +2663,6 @@
       </w:tblCellMar>
     </w:tblPr>
     <w:tblStylePr w:type="firstRow">
-      <w:tblPr>
-        <w:jc w:val="left"/>
-        <w:tblInd w:type="dxa" w:w="0"/>
-      </w:tblPr>
-      <w:trPr>
-        <w:jc w:val="left"/>
-      </w:trPr>
       <w:tcPr>
         <w:tcBorders>
           <w:bottom w:val="single"/>

--- a/examples/general/doc/03-orientation-examples_changepoints.docx
+++ b/examples/general/doc/03-orientation-examples_changepoints.docx
@@ -437,7 +437,7 @@
               <a:graphicData uri="http://schemas.openxmlformats.org/drawingml/2006/picture">
                 <pic:pic>
                   <pic:nvPicPr>
-                    <pic:cNvPr descr="C:\Git\dal\harbinger\examples\general\doc\03-orientation-examples_changepoints_files/eb97b24ea907a800e88c6f80879709471cd27f5c.png" id="14" name="Picture"/>
+                    <pic:cNvPr descr="/home/gpca/harbinger/examples/general/doc/03-orientation-examples_changepoints_files/db1f9964476d93415215028ab31915b4222a28a5.png" id="14" name="Picture"/>
                     <pic:cNvPicPr>
                       <a:picLocks noChangeArrowheads="1" noChangeAspect="1"/>
                     </pic:cNvPicPr>
@@ -657,7 +657,7 @@
               <a:graphicData uri="http://schemas.openxmlformats.org/drawingml/2006/picture">
                 <pic:pic>
                   <pic:nvPicPr>
-                    <pic:cNvPr descr="C:\Git\dal\harbinger\examples\general\doc\03-orientation-examples_changepoints_files/9106744ff07bbb30ae58b460603db7bbdf97b055.png" id="17" name="Picture"/>
+                    <pic:cNvPr descr="/home/gpca/harbinger/examples/general/doc/03-orientation-examples_changepoints_files/b6d4115ce6699f8b8fc46737e1b01dd41cb52c15.png" id="17" name="Picture"/>
                     <pic:cNvPicPr>
                       <a:picLocks noChangeArrowheads="1" noChangeAspect="1"/>
                     </pic:cNvPicPr>
@@ -877,7 +877,7 @@
               <a:graphicData uri="http://schemas.openxmlformats.org/drawingml/2006/picture">
                 <pic:pic>
                   <pic:nvPicPr>
-                    <pic:cNvPr descr="C:\Git\dal\harbinger\examples\general\doc\03-orientation-examples_changepoints_files/5856726e2d631b95fdc46e22288d844e629a5f85.png" id="20" name="Picture"/>
+                    <pic:cNvPr descr="/home/gpca/harbinger/examples/general/doc/03-orientation-examples_changepoints_files/1ae0fb30808114c955116a182eba968aa460675d.png" id="20" name="Picture"/>
                     <pic:cNvPicPr>
                       <a:picLocks noChangeArrowheads="1" noChangeAspect="1"/>
                     </pic:cNvPicPr>
@@ -1091,16 +1091,7 @@
         <w:rPr>
           <w:rStyle w:val="VerbatimChar"/>
         </w:rPr>
-        <w:t xml:space="preserve">## Don't know how to automatically pick scale for object of type &lt;ts&gt;. Defaulting</w:t>
-      </w:r>
-      <w:r>
-        <w:br/>
-      </w:r>
-      <w:r>
-        <w:rPr>
-          <w:rStyle w:val="VerbatimChar"/>
-        </w:rPr>
-        <w:t xml:space="preserve">## to continuous.</w:t>
+        <w:t xml:space="preserve">## Don't know how to automatically pick scale for object of type &lt;ts&gt;. Defaulting to continuous.</w:t>
       </w:r>
     </w:p>
     <w:p>
@@ -1117,7 +1108,7 @@
               <a:graphicData uri="http://schemas.openxmlformats.org/drawingml/2006/picture">
                 <pic:pic>
                   <pic:nvPicPr>
-                    <pic:cNvPr descr="C:\Git\dal\harbinger\examples\general\doc\03-orientation-examples_changepoints_files/eaae354d6afbb988bb76a1f1364ce94bc6e2374c.png" id="23" name="Picture"/>
+                    <pic:cNvPr descr="/home/gpca/harbinger/examples/general/doc/03-orientation-examples_changepoints_files/17672b3fbfad664d7310404a984c86c6654ab3fb.png" id="23" name="Picture"/>
                     <pic:cNvPicPr>
                       <a:picLocks noChangeArrowheads="1" noChangeAspect="1"/>
                     </pic:cNvPicPr>
@@ -1331,16 +1322,7 @@
         <w:rPr>
           <w:rStyle w:val="VerbatimChar"/>
         </w:rPr>
-        <w:t xml:space="preserve">## Don't know how to automatically pick scale for object of type &lt;ts&gt;. Defaulting</w:t>
-      </w:r>
-      <w:r>
-        <w:br/>
-      </w:r>
-      <w:r>
-        <w:rPr>
-          <w:rStyle w:val="VerbatimChar"/>
-        </w:rPr>
-        <w:t xml:space="preserve">## to continuous.</w:t>
+        <w:t xml:space="preserve">## Don't know how to automatically pick scale for object of type &lt;ts&gt;. Defaulting to continuous.</w:t>
       </w:r>
     </w:p>
     <w:p>
@@ -1357,7 +1339,7 @@
               <a:graphicData uri="http://schemas.openxmlformats.org/drawingml/2006/picture">
                 <pic:pic>
                   <pic:nvPicPr>
-                    <pic:cNvPr descr="C:\Git\dal\harbinger\examples\general\doc\03-orientation-examples_changepoints_files/f3182844bfc102c3c28e2a6f1778c4c931e99cac.png" id="26" name="Picture"/>
+                    <pic:cNvPr descr="/home/gpca/harbinger/examples/general/doc/03-orientation-examples_changepoints_files/0170f544865302ba7e51b5332ce100fd19e63f44.png" id="26" name="Picture"/>
                     <pic:cNvPicPr>
                       <a:picLocks noChangeArrowheads="1" noChangeAspect="1"/>
                     </pic:cNvPicPr>
@@ -1577,7 +1559,7 @@
               <a:graphicData uri="http://schemas.openxmlformats.org/drawingml/2006/picture">
                 <pic:pic>
                   <pic:nvPicPr>
-                    <pic:cNvPr descr="C:\Git\dal\harbinger\examples\general\doc\03-orientation-examples_changepoints_files/848434d2fc64180e931078b52ed504f03cf2e26e.png" id="29" name="Picture"/>
+                    <pic:cNvPr descr="/home/gpca/harbinger/examples/general/doc/03-orientation-examples_changepoints_files/fe95fb8e56c13f41cd2f6618bb0be8d40b9d3641.png" id="29" name="Picture"/>
                     <pic:cNvPicPr>
                       <a:picLocks noChangeArrowheads="1" noChangeAspect="1"/>
                     </pic:cNvPicPr>
@@ -1797,7 +1779,7 @@
               <a:graphicData uri="http://schemas.openxmlformats.org/drawingml/2006/picture">
                 <pic:pic>
                   <pic:nvPicPr>
-                    <pic:cNvPr descr="C:\Git\dal\harbinger\examples\general\doc\03-orientation-examples_changepoints_files/da6248c04b0183732b88b1028f49f5def5231963.png" id="32" name="Picture"/>
+                    <pic:cNvPr descr="/home/gpca/harbinger/examples/general/doc/03-orientation-examples_changepoints_files/1ad495017cd195dd760142c37009ff7ff61ade0d.png" id="32" name="Picture"/>
                     <pic:cNvPicPr>
                       <a:picLocks noChangeArrowheads="1" noChangeAspect="1"/>
                     </pic:cNvPicPr>

--- a/examples/general/doc/03-orientation-examples_changepoints.docx
+++ b/examples/general/doc/03-orientation-examples_changepoints.docx
@@ -1091,7 +1091,16 @@
         <w:rPr>
           <w:rStyle w:val="VerbatimChar"/>
         </w:rPr>
-        <w:t xml:space="preserve">## Don't know how to automatically pick scale for object of type &lt;ts&gt;. Defaulting to continuous.</w:t>
+        <w:t xml:space="preserve">## Don't know how to automatically pick scale for object</w:t>
+      </w:r>
+      <w:r>
+        <w:br/>
+      </w:r>
+      <w:r>
+        <w:rPr>
+          <w:rStyle w:val="VerbatimChar"/>
+        </w:rPr>
+        <w:t xml:space="preserve">## of type &lt;ts&gt;. Defaulting to continuous.</w:t>
       </w:r>
     </w:p>
     <w:p>
@@ -1322,7 +1331,16 @@
         <w:rPr>
           <w:rStyle w:val="VerbatimChar"/>
         </w:rPr>
-        <w:t xml:space="preserve">## Don't know how to automatically pick scale for object of type &lt;ts&gt;. Defaulting to continuous.</w:t>
+        <w:t xml:space="preserve">## Don't know how to automatically pick scale for object</w:t>
+      </w:r>
+      <w:r>
+        <w:br/>
+      </w:r>
+      <w:r>
+        <w:rPr>
+          <w:rStyle w:val="VerbatimChar"/>
+        </w:rPr>
+        <w:t xml:space="preserve">## of type &lt;ts&gt;. Defaulting to continuous.</w:t>
       </w:r>
     </w:p>
     <w:p>

--- a/examples/general/doc/03-orientation-examples_changepoints.docx
+++ b/examples/general/doc/03-orientation-examples_changepoints.docx
@@ -1091,16 +1091,7 @@
         <w:rPr>
           <w:rStyle w:val="VerbatimChar"/>
         </w:rPr>
-        <w:t xml:space="preserve">## Don't know how to automatically pick scale for object</w:t>
-      </w:r>
-      <w:r>
-        <w:br/>
-      </w:r>
-      <w:r>
-        <w:rPr>
-          <w:rStyle w:val="VerbatimChar"/>
-        </w:rPr>
-        <w:t xml:space="preserve">## of type &lt;ts&gt;. Defaulting to continuous.</w:t>
+        <w:t xml:space="preserve">## Don't know how to automatically pick scale for object of type &lt;ts&gt;. Defaulting to continuous.</w:t>
       </w:r>
     </w:p>
     <w:p>
@@ -1331,16 +1322,7 @@
         <w:rPr>
           <w:rStyle w:val="VerbatimChar"/>
         </w:rPr>
-        <w:t xml:space="preserve">## Don't know how to automatically pick scale for object</w:t>
-      </w:r>
-      <w:r>
-        <w:br/>
-      </w:r>
-      <w:r>
-        <w:rPr>
-          <w:rStyle w:val="VerbatimChar"/>
-        </w:rPr>
-        <w:t xml:space="preserve">## of type &lt;ts&gt;. Defaulting to continuous.</w:t>
+        <w:t xml:space="preserve">## Don't know how to automatically pick scale for object of type &lt;ts&gt;. Defaulting to continuous.</w:t>
       </w:r>
     </w:p>
     <w:p>

--- a/examples/general/doc/03-orientation-examples_changepoints.docx
+++ b/examples/general/doc/03-orientation-examples_changepoints.docx
@@ -118,6 +118,45 @@
       </w:pPr>
       <w:r>
         <w:rPr>
+          <w:rStyle w:val="FunctionTok"/>
+        </w:rPr>
+        <w:t xml:space="preserve">source</w:t>
+      </w:r>
+      <w:r>
+        <w:rPr>
+          <w:rStyle w:val="NormalTok"/>
+        </w:rPr>
+        <w:t xml:space="preserve">(</w:t>
+      </w:r>
+      <w:r>
+        <w:rPr>
+          <w:rStyle w:val="FunctionTok"/>
+        </w:rPr>
+        <w:t xml:space="preserve">url</w:t>
+      </w:r>
+      <w:r>
+        <w:rPr>
+          <w:rStyle w:val="NormalTok"/>
+        </w:rPr>
+        <w:t xml:space="preserve">(</w:t>
+      </w:r>
+      <w:r>
+        <w:rPr>
+          <w:rStyle w:val="StringTok"/>
+        </w:rPr>
+        <w:t xml:space="preserve">"https://raw.githubusercontent.com/cefet-rj-dal/harbinger/master/examples/seed.R"</w:t>
+      </w:r>
+      <w:r>
+        <w:rPr>
+          <w:rStyle w:val="NormalTok"/>
+        </w:rPr>
+        <w:t xml:space="preserve">))</w:t>
+      </w:r>
+      <w:r>
+        <w:br/>
+      </w:r>
+      <w:r>
+        <w:rPr>
           <w:rStyle w:val="CommentTok"/>
         </w:rPr>
         <w:t xml:space="preserve"># Install Harbinger (if needed)</w:t>
@@ -292,6 +331,21 @@
           <w:rStyle w:val="NormalTok"/>
         </w:rPr>
         <w:t xml:space="preserve">simple</w:t>
+      </w:r>
+      <w:r>
+        <w:br/>
+      </w:r>
+      <w:r>
+        <w:rPr>
+          <w:rStyle w:val="FunctionTok"/>
+        </w:rPr>
+        <w:t xml:space="preserve">set_example_seed</w:t>
+      </w:r>
+      <w:r>
+        <w:rPr>
+          <w:rStyle w:val="NormalTok"/>
+        </w:rPr>
+        <w:t xml:space="preserve">()</w:t>
       </w:r>
       <w:r>
         <w:br/>
@@ -518,6 +572,21 @@
       </w:r>
       <w:r>
         <w:rPr>
+          <w:rStyle w:val="FunctionTok"/>
+        </w:rPr>
+        <w:t xml:space="preserve">set_example_seed</w:t>
+      </w:r>
+      <w:r>
+        <w:rPr>
+          <w:rStyle w:val="NormalTok"/>
+        </w:rPr>
+        <w:t xml:space="preserve">()</w:t>
+      </w:r>
+      <w:r>
+        <w:br/>
+      </w:r>
+      <w:r>
+        <w:rPr>
           <w:rStyle w:val="NormalTok"/>
         </w:rPr>
         <w:t xml:space="preserve">model </w:t>
@@ -738,6 +807,21 @@
       </w:r>
       <w:r>
         <w:rPr>
+          <w:rStyle w:val="FunctionTok"/>
+        </w:rPr>
+        <w:t xml:space="preserve">set_example_seed</w:t>
+      </w:r>
+      <w:r>
+        <w:rPr>
+          <w:rStyle w:val="NormalTok"/>
+        </w:rPr>
+        <w:t xml:space="preserve">()</w:t>
+      </w:r>
+      <w:r>
+        <w:br/>
+      </w:r>
+      <w:r>
+        <w:rPr>
           <w:rStyle w:val="NormalTok"/>
         </w:rPr>
         <w:t xml:space="preserve">model </w:t>
@@ -958,6 +1042,21 @@
       </w:r>
       <w:r>
         <w:rPr>
+          <w:rStyle w:val="FunctionTok"/>
+        </w:rPr>
+        <w:t xml:space="preserve">set_example_seed</w:t>
+      </w:r>
+      <w:r>
+        <w:rPr>
+          <w:rStyle w:val="NormalTok"/>
+        </w:rPr>
+        <w:t xml:space="preserve">()</w:t>
+      </w:r>
+      <w:r>
+        <w:br/>
+      </w:r>
+      <w:r>
+        <w:rPr>
           <w:rStyle w:val="NormalTok"/>
         </w:rPr>
         <w:t xml:space="preserve">model </w:t>
@@ -1189,6 +1288,21 @@
       </w:r>
       <w:r>
         <w:rPr>
+          <w:rStyle w:val="FunctionTok"/>
+        </w:rPr>
+        <w:t xml:space="preserve">set_example_seed</w:t>
+      </w:r>
+      <w:r>
+        <w:rPr>
+          <w:rStyle w:val="NormalTok"/>
+        </w:rPr>
+        <w:t xml:space="preserve">()</w:t>
+      </w:r>
+      <w:r>
+        <w:br/>
+      </w:r>
+      <w:r>
+        <w:rPr>
           <w:rStyle w:val="NormalTok"/>
         </w:rPr>
         <w:t xml:space="preserve">model </w:t>
@@ -1420,6 +1534,21 @@
       </w:r>
       <w:r>
         <w:rPr>
+          <w:rStyle w:val="FunctionTok"/>
+        </w:rPr>
+        <w:t xml:space="preserve">set_example_seed</w:t>
+      </w:r>
+      <w:r>
+        <w:rPr>
+          <w:rStyle w:val="NormalTok"/>
+        </w:rPr>
+        <w:t xml:space="preserve">()</w:t>
+      </w:r>
+      <w:r>
+        <w:br/>
+      </w:r>
+      <w:r>
+        <w:rPr>
           <w:rStyle w:val="NormalTok"/>
         </w:rPr>
         <w:t xml:space="preserve">model </w:t>
@@ -1634,6 +1763,21 @@
           <w:rStyle w:val="NormalTok"/>
         </w:rPr>
         <w:t xml:space="preserve">complex</w:t>
+      </w:r>
+      <w:r>
+        <w:br/>
+      </w:r>
+      <w:r>
+        <w:rPr>
+          <w:rStyle w:val="FunctionTok"/>
+        </w:rPr>
+        <w:t xml:space="preserve">set_example_seed</w:t>
+      </w:r>
+      <w:r>
+        <w:rPr>
+          <w:rStyle w:val="NormalTok"/>
+        </w:rPr>
+        <w:t xml:space="preserve">()</w:t>
       </w:r>
       <w:r>
         <w:br/>
